--- a/CÔNG TY TNHH TÍN ANH/TinAnh_ChuyenDoiLoaiHinhDN/TinAnh_DieuLe_TNHH2TV_DaDien.docx
+++ b/CÔNG TY TNHH TÍN ANH/TinAnh_ChuyenDoiLoaiHinhDN/TinAnh_DieuLe_TNHH2TV_DaDien.docx
@@ -4443,7 +4443,7 @@
           <w:rFonts w:ascii="Times New Roman" w:hAnsi="Times New Roman" w:cs="Times New Roman"/>
           <w:b w:val="0"/>
         </w:rPr>
-        <w:t>Chủ tịch kiêm Giám đốc</w:t>
+        <w:t>Giám đốc</w:t>
       </w:r>
     </w:p>
     <w:p>
@@ -6268,8 +6268,6 @@
               </w:rPr>
               <w:t>NGUYỄN XUÂN KIM</w:t>
             </w:r>
-            <w:bookmarkStart w:id="1" w:name="_GoBack"/>
-            <w:bookmarkEnd w:id="1"/>
           </w:p>
         </w:tc>
         <w:tc>
@@ -8543,7 +8541,18 @@
           <w:szCs w:val="28"/>
           <w:lang w:val="vi-VN"/>
         </w:rPr>
-        <w:t>l) Quyết định tổ chức lại công ty;</w:t>
+        <w:t>l) Quyết đ</w:t>
+      </w:r>
+      <w:bookmarkStart w:id="1" w:name="_GoBack"/>
+      <w:bookmarkEnd w:id="1"/>
+      <w:r>
+        <w:rPr>
+          <w:rFonts w:ascii="Times New Roman" w:hAnsi="Times New Roman" w:cs="Times New Roman"/>
+          <w:sz w:val="28"/>
+          <w:szCs w:val="28"/>
+          <w:lang w:val="vi-VN"/>
+        </w:rPr>
+        <w:t>ịnh tổ chức lại công ty;</w:t>
       </w:r>
     </w:p>
     <w:p>
@@ -12394,7 +12403,7 @@
           <v:stroke joinstyle="miter"/>
           <v:path gradientshapeok="t" o:connecttype="rect"/>
         </v:shapetype>
-        <v:shape id="Frame2" o:spid="_x0000_s2050" type="#_x0000_t202" style="position:absolute;margin-left:-205.75pt;margin-top:.05pt;width:10.05pt;height:11.55pt;z-index:2;visibility:visible;mso-wrap-style:square;mso-wrap-distance-left:0;mso-wrap-distance-top:0;mso-wrap-distance-right:0;mso-wrap-distance-bottom:0;mso-position-horizontal:right;mso-position-horizontal-relative:margin;mso-position-vertical:absolute;mso-position-vertical-relative:text;v-text-anchor:top" o:gfxdata="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" o:allowincell="f" stroked="f">
+        <v:shape id="Frame2" o:spid="_x0000_s2050" type="#_x0000_t202" style="position:absolute;margin-left:-246.9pt;margin-top:.05pt;width:10.05pt;height:11.55pt;z-index:2;visibility:visible;mso-wrap-style:square;mso-wrap-distance-left:0;mso-wrap-distance-top:0;mso-wrap-distance-right:0;mso-wrap-distance-bottom:0;mso-position-horizontal:right;mso-position-horizontal-relative:margin;mso-position-vertical:absolute;mso-position-vertical-relative:text;v-text-anchor:top" o:gfxdata="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" o:allowincell="f" stroked="f">
           <v:fill opacity="0"/>
           <v:textbox inset="0,0,0,0">
             <w:txbxContent>
@@ -12428,7 +12437,7 @@
                     <w:rStyle w:val="PageNumber"/>
                     <w:noProof/>
                   </w:rPr>
-                  <w:t>4</w:t>
+                  <w:t>10</w:t>
                 </w:r>
                 <w:r>
                   <w:rPr>
@@ -12463,7 +12472,7 @@
           <v:stroke joinstyle="miter"/>
           <v:path gradientshapeok="t" o:connecttype="rect"/>
         </v:shapetype>
-        <v:shape id="Frame1" o:spid="_x0000_s2049" type="#_x0000_t202" style="position:absolute;margin-left:-205.75pt;margin-top:.05pt;width:10.05pt;height:11.55pt;z-index:1;visibility:visible;mso-wrap-style:square;mso-wrap-distance-left:0;mso-wrap-distance-top:0;mso-wrap-distance-right:0;mso-wrap-distance-bottom:0;mso-position-horizontal:right;mso-position-horizontal-relative:margin;mso-position-vertical:absolute;mso-position-vertical-relative:text;v-text-anchor:top" o:gfxdata="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" o:allowincell="f" stroked="f">
+        <v:shape id="Frame1" o:spid="_x0000_s2049" type="#_x0000_t202" style="position:absolute;margin-left:-246.9pt;margin-top:.05pt;width:10.05pt;height:11.55pt;z-index:1;visibility:visible;mso-wrap-style:square;mso-wrap-distance-left:0;mso-wrap-distance-top:0;mso-wrap-distance-right:0;mso-wrap-distance-bottom:0;mso-position-horizontal:right;mso-position-horizontal-relative:margin;mso-position-vertical:absolute;mso-position-vertical-relative:text;v-text-anchor:top" o:gfxdata="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" o:allowincell="f" stroked="f">
           <v:fill opacity="0"/>
           <v:textbox inset="0,0,0,0">
             <w:txbxContent>
@@ -12497,7 +12506,7 @@
                     <w:rStyle w:val="PageNumber"/>
                     <w:noProof/>
                   </w:rPr>
-                  <w:t>5</w:t>
+                  <w:t>9</w:t>
                 </w:r>
                 <w:r>
                   <w:rPr>
